--- a/docs/pdf-assets/火巡智策_第五部分_创新与验证_初稿.docx
+++ b/docs/pdf-assets/火巡智策_第五部分_创新与验证_初稿.docx
@@ -995,93 +995,6 @@
     </w:p>
     <w:p>
       <w:pPr>
-        <w:spacing w:after="60" w:line="312"/>
-        <w:ind w:firstLine="480"/>
-        <w:jc w:val="both"/>
-      </w:pPr>
-      <w:r>
-        <w:rPr>
-          <w:rFonts w:ascii="Times New Roman" w:eastAsia="SimSun"/>
-          <w:b/>
-          <w:bCs/>
-          <w:color w:val="000000"/>
-          <w:sz w:val="24"/>
-          <w:szCs w:val="24"/>
-        </w:rPr>
-        <w:t xml:space="preserve">（一）正常小火：闭环收敛。</w:t>
-      </w:r>
-      <w:r>
-        <w:rPr>
-          <w:rFonts w:ascii="Times New Roman" w:eastAsia="SimSun"/>
-          <w:b w:val="false"/>
-          <w:bCs w:val="false"/>
-          <w:color w:val="000000"/>
-          <w:sz w:val="24"/>
-          <w:szCs w:val="24"/>
-        </w:rPr>
-        <w:t xml:space="preserve">初始 45 FLP 的一般火情，系统规划出动 8 架（灭火作业 4 架），首轮压制 27.8 FLP（同期自然增长约 0.3），次轮火势负荷降至 0 并自动扑灭归档。调度规模、药剂消耗与处置时间窗全部闭合。</w:t>
-      </w:r>
-    </w:p>
-    <w:p>
-      <w:pPr>
-        <w:spacing w:after="60" w:line="312"/>
-        <w:ind w:firstLine="480"/>
-        <w:jc w:val="both"/>
-      </w:pPr>
-      <w:r>
-        <w:rPr>
-          <w:rFonts w:ascii="Times New Roman" w:eastAsia="SimSun"/>
-          <w:b/>
-          <w:bCs/>
-          <w:color w:val="000000"/>
-          <w:sz w:val="24"/>
-          <w:szCs w:val="24"/>
-        </w:rPr>
-        <w:t xml:space="preserve">（二）补给间歇：真实后勤循环。</w:t>
-      </w:r>
-      <w:r>
-        <w:rPr>
-          <w:rFonts w:ascii="Times New Roman" w:eastAsia="SimSun"/>
-          <w:b w:val="false"/>
-          <w:bCs w:val="false"/>
-          <w:color w:val="000000"/>
-          <w:sz w:val="24"/>
-          <w:szCs w:val="24"/>
-        </w:rPr>
-        <w:t xml:space="preserve">600 平方米火情限 2 架出动，灭火机喷洒后须返航补水充电，12 轮净变化呈“降-降-增”三轮周期：作业轮强压、补给轮弱压、充电轮短暂回升，机群归位后再次压低。曲线如实出现回升，结论诚实标注“可维持压制”，未虚构单调下降。</w:t>
-      </w:r>
-    </w:p>
-    <w:p>
-      <w:pPr>
-        <w:spacing w:after="120" w:line="312"/>
-        <w:ind w:firstLine="480"/>
-        <w:jc w:val="both"/>
-      </w:pPr>
-      <w:r>
-        <w:rPr>
-          <w:rFonts w:ascii="Times New Roman" w:eastAsia="SimSun"/>
-          <w:b/>
-          <w:bCs/>
-          <w:color w:val="000000"/>
-          <w:sz w:val="24"/>
-          <w:szCs w:val="24"/>
-        </w:rPr>
-        <w:t xml:space="preserve">（三）资源不足：诚实增援。</w:t>
-      </w:r>
-      <w:r>
-        <w:rPr>
-          <w:rFonts w:ascii="Times New Roman" w:eastAsia="SimSun"/>
-          <w:b w:val="false"/>
-          <w:bCs w:val="false"/>
-          <w:color w:val="000000"/>
-          <w:sz w:val="24"/>
-          <w:szCs w:val="24"/>
-        </w:rPr>
-        <w:t xml:space="preserve">7200 FLP 大火远超机群压制能力，系统不生成虚假时间窗，而是给出“不可控”结论与缺口原因（压制能力不足），建议请求增援。三种火情分别得到可控、可维持、不可控三态结论，决策随资源与火情真实变化。</w:t>
-      </w:r>
-    </w:p>
-    <w:p>
-      <w:pPr>
         <w:spacing w:after="40" w:before="160"/>
         <w:jc w:val="center"/>
       </w:pPr>
@@ -1141,6 +1054,93 @@
           <w:szCs w:val="21"/>
         </w:rPr>
         <w:t xml:space="preserve">图5-2  典型场景与系统验证结果（左：六类场景；中：三组真实重跑曲线；右：工程门禁）</w:t>
+      </w:r>
+    </w:p>
+    <w:p>
+      <w:pPr>
+        <w:spacing w:after="60" w:line="312"/>
+        <w:ind w:firstLine="480"/>
+        <w:jc w:val="both"/>
+      </w:pPr>
+      <w:r>
+        <w:rPr>
+          <w:rFonts w:ascii="Times New Roman" w:eastAsia="SimSun"/>
+          <w:b/>
+          <w:bCs/>
+          <w:color w:val="000000"/>
+          <w:sz w:val="24"/>
+          <w:szCs w:val="24"/>
+        </w:rPr>
+        <w:t xml:space="preserve">（一）正常小火：闭环收敛。</w:t>
+      </w:r>
+      <w:r>
+        <w:rPr>
+          <w:rFonts w:ascii="Times New Roman" w:eastAsia="SimSun"/>
+          <w:b w:val="false"/>
+          <w:bCs w:val="false"/>
+          <w:color w:val="000000"/>
+          <w:sz w:val="24"/>
+          <w:szCs w:val="24"/>
+        </w:rPr>
+        <w:t xml:space="preserve">初始 45 FLP 的一般火情，系统规划出动 8 架（灭火作业 4 架），首轮压制 27.8 FLP（同期自然增长约 0.3），次轮火势负荷降至 0 并自动扑灭归档。调度规模、药剂消耗与处置时间窗全部闭合。</w:t>
+      </w:r>
+    </w:p>
+    <w:p>
+      <w:pPr>
+        <w:spacing w:after="60" w:line="312"/>
+        <w:ind w:firstLine="480"/>
+        <w:jc w:val="both"/>
+      </w:pPr>
+      <w:r>
+        <w:rPr>
+          <w:rFonts w:ascii="Times New Roman" w:eastAsia="SimSun"/>
+          <w:b/>
+          <w:bCs/>
+          <w:color w:val="000000"/>
+          <w:sz w:val="24"/>
+          <w:szCs w:val="24"/>
+        </w:rPr>
+        <w:t xml:space="preserve">（二）补给间歇：真实后勤循环。</w:t>
+      </w:r>
+      <w:r>
+        <w:rPr>
+          <w:rFonts w:ascii="Times New Roman" w:eastAsia="SimSun"/>
+          <w:b w:val="false"/>
+          <w:bCs w:val="false"/>
+          <w:color w:val="000000"/>
+          <w:sz w:val="24"/>
+          <w:szCs w:val="24"/>
+        </w:rPr>
+        <w:t xml:space="preserve">600 平方米火情限 2 架出动，灭火机喷洒后须返航补水充电，12 轮净变化呈“降-降-增”三轮周期：作业轮强压、补给轮弱压、充电轮短暂回升，机群归位后再次压低。曲线如实出现回升，结论诚实标注“可维持压制”，未虚构单调下降。</w:t>
+      </w:r>
+    </w:p>
+    <w:p>
+      <w:pPr>
+        <w:spacing w:after="160" w:line="312"/>
+        <w:ind w:firstLine="480"/>
+        <w:jc w:val="both"/>
+      </w:pPr>
+      <w:r>
+        <w:rPr>
+          <w:rFonts w:ascii="Times New Roman" w:eastAsia="SimSun"/>
+          <w:b/>
+          <w:bCs/>
+          <w:color w:val="000000"/>
+          <w:sz w:val="24"/>
+          <w:szCs w:val="24"/>
+        </w:rPr>
+        <w:t xml:space="preserve">（三）资源不足：诚实增援。</w:t>
+      </w:r>
+      <w:r>
+        <w:rPr>
+          <w:rFonts w:ascii="Times New Roman" w:eastAsia="SimSun"/>
+          <w:b w:val="false"/>
+          <w:bCs w:val="false"/>
+          <w:color w:val="000000"/>
+          <w:sz w:val="24"/>
+          <w:szCs w:val="24"/>
+        </w:rPr>
+        <w:t xml:space="preserve">7200 FLP 大火远超机群压制能力，系统不生成虚假时间窗，而是给出“不可控”结论与缺口原因（压制能力不足），建议请求增援。三种火情分别得到可控、可维持、不可控三态结论，决策随资源与火情真实变化。</w:t>
       </w:r>
     </w:p>
     <w:p>
